--- a/docs/dryruns/bench_corpus/assessment.docx
+++ b/docs/dryruns/bench_corpus/assessment.docx
@@ -119,7 +119,7 @@
           </w:tcPr>
           <w:p>
             <w:r>
-              <w:t>126/126 statements supported across 5 program(s) via SUPPORTED_STATEMENTS@de7f3d1 (c1_rulebased.py sha256:0bad5dd59b092e4b); method=token_scan</w:t>
+              <w:t>126/126 statements supported across 5 program(s) via SUPPORTED_STATEMENTS@2823e78 (c1_rulebased.py sha256:0bad5dd59b092e4b); method=token_scan</w:t>
             </w:r>
           </w:p>
         </w:tc>
@@ -203,7 +203,7 @@
           </w:tcPr>
           <w:p>
             <w:r>
-              <w:t>distinct code lines carrying &gt;=1 construct outside SUPPORTED_STATEMENTS@de7f3d1 (c1_rulebased.py sha256:0bad5dd59b092e4b) across 5 program(s)</w:t>
+              <w:t>distinct code lines carrying &gt;=1 construct outside SUPPORTED_STATEMENTS@2823e78 (c1_rulebased.py sha256:0bad5dd59b092e4b) across 5 program(s)</w:t>
             </w:r>
           </w:p>
         </w:tc>
@@ -1776,7 +1776,7 @@
           </w:tcPr>
           <w:p>
             <w:r>
-              <w:t>25/25 statements supported via SUPPORTED_STATEMENTS@de7f3d1 (c1_rulebased.py sha256:0bad5dd59b092e4b) on P01_payroll/program.cbl (sha256:a4b0d32852a107ab); method=token_scan, source_format=fixed; antlr_syntax_errors=11</w:t>
+              <w:t>25/25 statements supported via SUPPORTED_STATEMENTS@2823e78 (c1_rulebased.py sha256:0bad5dd59b092e4b) on P01_payroll/program.cbl (sha256:a4b0d32852a107ab); method=token_scan, source_format=fixed; antlr_syntax_errors=11</w:t>
             </w:r>
           </w:p>
         </w:tc>
@@ -1818,7 +1818,7 @@
           </w:tcPr>
           <w:p>
             <w:r>
-              <w:t>19/19 statements supported via SUPPORTED_STATEMENTS@de7f3d1 (c1_rulebased.py sha256:0bad5dd59b092e4b) on P02_interest/program.cbl (sha256:eca429658d4d4882); method=token_scan, source_format=fixed; antlr_syntax_errors=8</w:t>
+              <w:t>19/19 statements supported via SUPPORTED_STATEMENTS@2823e78 (c1_rulebased.py sha256:0bad5dd59b092e4b) on P02_interest/program.cbl (sha256:eca429658d4d4882); method=token_scan, source_format=fixed; antlr_syntax_errors=8</w:t>
             </w:r>
           </w:p>
         </w:tc>
@@ -1860,7 +1860,7 @@
           </w:tcPr>
           <w:p>
             <w:r>
-              <w:t>24/24 statements supported via SUPPORTED_STATEMENTS@de7f3d1 (c1_rulebased.py sha256:0bad5dd59b092e4b) on P03_eligibility/program.cbl (sha256:4d4fcb294665e67b); method=token_scan, source_format=fixed; antlr_syntax_errors=4</w:t>
+              <w:t>24/24 statements supported via SUPPORTED_STATEMENTS@2823e78 (c1_rulebased.py sha256:0bad5dd59b092e4b) on P03_eligibility/program.cbl (sha256:4d4fcb294665e67b); method=token_scan, source_format=fixed; antlr_syntax_errors=4</w:t>
             </w:r>
           </w:p>
         </w:tc>
@@ -1902,7 +1902,7 @@
           </w:tcPr>
           <w:p>
             <w:r>
-              <w:t>33/33 statements supported via SUPPORTED_STATEMENTS@de7f3d1 (c1_rulebased.py sha256:0bad5dd59b092e4b) on P04_taxtable/program.cbl (sha256:6dfa8a0461a45bd5); method=token_scan, source_format=fixed; antlr_syntax_errors=8</w:t>
+              <w:t>33/33 statements supported via SUPPORTED_STATEMENTS@2823e78 (c1_rulebased.py sha256:0bad5dd59b092e4b) on P04_taxtable/program.cbl (sha256:6dfa8a0461a45bd5); method=token_scan, source_format=fixed; antlr_syntax_errors=8</w:t>
             </w:r>
           </w:p>
         </w:tc>
@@ -1944,7 +1944,7 @@
           </w:tcPr>
           <w:p>
             <w:r>
-              <w:t>25/25 statements supported via SUPPORTED_STATEMENTS@de7f3d1 (c1_rulebased.py sha256:0bad5dd59b092e4b) on P05_validate/program.cbl (sha256:65f5d5c5402effa0); method=token_scan, source_format=fixed; antlr_syntax_errors=2</w:t>
+              <w:t>25/25 statements supported via SUPPORTED_STATEMENTS@2823e78 (c1_rulebased.py sha256:0bad5dd59b092e4b) on P05_validate/program.cbl (sha256:65f5d5c5402effa0); method=token_scan, source_format=fixed; antlr_syntax_errors=2</w:t>
             </w:r>
           </w:p>
         </w:tc>
@@ -2049,7 +2049,7 @@
           </w:tcPr>
           <w:p>
             <w:r>
-              <w:t>126/126 statements supported across 5 program(s) via SUPPORTED_STATEMENTS@de7f3d1 (c1_rulebased.py sha256:0bad5dd59b092e4b); method=token_scan</w:t>
+              <w:t>126/126 statements supported across 5 program(s) via SUPPORTED_STATEMENTS@2823e78 (c1_rulebased.py sha256:0bad5dd59b092e4b); method=token_scan</w:t>
             </w:r>
           </w:p>
         </w:tc>
@@ -2522,7 +2522,7 @@
           </w:tcPr>
           <w:p>
             <w:r>
-              <w:t>0</w:t>
+              <w:t>1</w:t>
             </w:r>
           </w:p>
         </w:tc>
@@ -3283,7 +3283,7 @@
           </w:tcPr>
           <w:p>
             <w:r>
-              <w:t>distinct code lines carrying &gt;=1 construct outside SUPPORTED_STATEMENTS@de7f3d1 (c1_rulebased.py sha256:0bad5dd59b092e4b) across 5 program(s)</w:t>
+              <w:t>distinct code lines carrying &gt;=1 construct outside SUPPORTED_STATEMENTS@2823e78 (c1_rulebased.py sha256:0bad5dd59b092e4b) across 5 program(s)</w:t>
             </w:r>
           </w:p>
         </w:tc>
@@ -3521,11 +3521,41 @@
         <w:br/>
         <w:t>``max_nesting_depth``</w:t>
         <w:br/>
-        <w:t xml:space="preserve">    Maximum depth of open scopes, incremented on ``IF`` / ``EVALUATE`` /</w:t>
+        <w:t xml:space="preserve">    Maximum depth of open scopes, tracked with a **stack** rather than a</w:t>
         <w:br/>
-        <w:t xml:space="preserve">    inline ``PERFORM`` and decremented on the matching ``END-…``. A period that</w:t>
+        <w:t xml:space="preserve">    counter. A scope is opened by ``IF``, ``EVALUATE``, ``SEARCH``, or an</w:t>
         <w:br/>
-        <w:t xml:space="preserve">    closes an unterminated ``IF`` also closes the scope.</w:t>
+        <w:t xml:space="preserve">    *inline* ``PERFORM`` — one whose loop body is written in place, recognised</w:t>
+        <w:br/>
+        <w:t xml:space="preserve">    as ``PERFORM UNTIL``, ``PERFORM VARYING``, ``PERFORM WITH TEST``,</w:t>
+        <w:br/>
+        <w:t xml:space="preserve">    ``PERFORM FOREVER``, or ``PERFORM &lt;n&gt; TIMES``. A ``PERFORM &lt;paragraph&gt;``</w:t>
+        <w:br/>
+        <w:t xml:space="preserve">    transfers control elsewhere and opens no scope here, so it does not count.</w:t>
+        <w:br/>
+        <w:br/>
+        <w:t xml:space="preserve">    A scope is closed by its own ``END-…`` terminator, and by nothing else: an</w:t>
+        <w:br/>
+        <w:t xml:space="preserve">    ``END-…`` whose opener is not on the stack is **ignored** rather than</w:t>
+        <w:br/>
+        <w:t xml:space="preserve">    decrementing the depth. That distinction is load-bearing — with a plain</w:t>
+        <w:br/>
+        <w:t xml:space="preserve">    counter, an ``END-PERFORM`` or ``END-READ`` sitting inside an outer ``IF``</w:t>
+        <w:br/>
+        <w:t xml:space="preserve">    cancels the ``IF``'s own depth, and every construct nested after it in that</w:t>
+        <w:br/>
+        <w:t xml:space="preserve">    ``IF`` is undercounted. ``END-READ``, ``END-CALL``, ``END-STRING`` and</w:t>
+        <w:br/>
+        <w:t xml:space="preserve">    ``END-UNSTRING`` are therefore inert here, because the statements they</w:t>
+        <w:br/>
+        <w:t xml:space="preserve">    terminate are not counted as opening a scope in the first place.</w:t>
+        <w:br/>
+        <w:br/>
+        <w:t xml:space="preserve">    Openers and closers are processed in the order they appear on the line, so</w:t>
+        <w:br/>
+        <w:t xml:space="preserve">    a scope opened and closed on one line still registers its depth. A period</w:t>
+        <w:br/>
+        <w:t xml:space="preserve">    ends the sentence and closes every scope still open.</w:t>
       </w:r>
     </w:p>
     <w:p>
@@ -3685,7 +3715,7 @@
     </w:p>
     <w:p>
       <w:r>
-        <w:t>Registry: `SUPPORTED_STATEMENTS@de7f3d1 (c1_rulebased.py sha256:0bad5dd59b092e4b)`</w:t>
+        <w:t>Registry: `SUPPORTED_STATEMENTS@2823e78 (c1_rulebased.py sha256:0bad5dd59b092e4b)`</w:t>
       </w:r>
     </w:p>
     <w:p>
@@ -4272,7 +4302,7 @@
           </w:tcPr>
           <w:p>
             <w:r>
-              <w:t>SUPPORTED_STATEMENTS@de7f3d1 (c1_rulebased.py sha256:0bad5dd59b092e4b)</w:t>
+              <w:t>SUPPORTED_STATEMENTS@2823e78 (c1_rulebased.py sha256:0bad5dd59b092e4b)</w:t>
             </w:r>
           </w:p>
         </w:tc>

--- a/docs/dryruns/bench_corpus/assessment.docx
+++ b/docs/dryruns/bench_corpus/assessment.docx
@@ -12,7 +12,7 @@
     </w:p>
     <w:p>
       <w:r>
-        <w:t>Schema `relian-assessment-1` · manifest `b3417ca506e34841569f0729088777ad61587348ef72fd7b3a80abb4216767d0`</w:t>
+        <w:t>Schema `relian-assessment-1` · manifest `cc4513ba7feda336a554556ed8e638e99ec7144b064294cfc92681564d54bb90`</w:t>
       </w:r>
     </w:p>
     <w:p>
@@ -119,7 +119,7 @@
           </w:tcPr>
           <w:p>
             <w:r>
-              <w:t>126/126 statements supported across 5 program(s) via SUPPORTED_STATEMENTS@2823e78 (c1_rulebased.py sha256:0bad5dd59b092e4b); method=token_scan</w:t>
+              <w:t>173/173 statements supported across 7 program(s) via SUPPORTED_STATEMENTS@5fcbba7 (c1_rulebased.py sha256:a440ac2751bb738d); method=token_scan</w:t>
             </w:r>
           </w:p>
         </w:tc>
@@ -141,7 +141,7 @@
           </w:tcPr>
           <w:p>
             <w:r>
-              <w:t>281</w:t>
+              <w:t>384</w:t>
             </w:r>
           </w:p>
         </w:tc>
@@ -161,7 +161,7 @@
           </w:tcPr>
           <w:p>
             <w:r>
-              <w:t>code lines (281) minus lines carrying an unsupported construct (0) across 5 program(s)</w:t>
+              <w:t>code lines (384) minus lines carrying an unsupported construct (0) across 7 program(s)</w:t>
             </w:r>
           </w:p>
         </w:tc>
@@ -203,7 +203,7 @@
           </w:tcPr>
           <w:p>
             <w:r>
-              <w:t>distinct code lines carrying &gt;=1 construct outside SUPPORTED_STATEMENTS@2823e78 (c1_rulebased.py sha256:0bad5dd59b092e4b) across 5 program(s)</w:t>
+              <w:t>distinct code lines carrying &gt;=1 construct outside SUPPORTED_STATEMENTS@5fcbba7 (c1_rulebased.py sha256:a440ac2751bb738d) across 7 program(s)</w:t>
             </w:r>
           </w:p>
         </w:tc>
@@ -285,7 +285,7 @@
           </w:tcPr>
           <w:p>
             <w:r>
-              <w:t>`LOW: worst program tier across 5 program(s) (5 at LOW)`</w:t>
+              <w:t>`LOW: worst program tier across 7 program(s) (7 at LOW)`</w:t>
             </w:r>
           </w:p>
         </w:tc>
@@ -301,7 +301,7 @@
     </w:p>
     <w:p>
       <w:r>
-        <w:t>**Grade:** VERIFIED · **Provenance:** sha256 and size_bytes are of the raw bytes on disk; the manifest hash is sha256 of the canonical JSON of the sorted record list (= b3417ca506e34841569f0729088777ad61587348ef72fd7b3a80abb4216767d0)</w:t>
+        <w:t>**Grade:** VERIFIED · **Provenance:** sha256 and size_bytes are of the raw bytes on disk; the manifest hash is sha256 of the canonical JSON of the sorted record list (= cc4513ba7feda336a554556ed8e638e99ec7144b064294cfc92681564d54bb90)</w:t>
       </w:r>
     </w:p>
     <w:tbl>
@@ -500,7 +500,7 @@
           </w:tcPr>
           <w:p>
             <w:r>
-              <w:t>881</w:t>
+              <w:t>1121</w:t>
             </w:r>
           </w:p>
         </w:tc>
@@ -520,7 +520,7 @@
           </w:tcPr>
           <w:p>
             <w:r>
-              <w:t>`3f05eeb7b05a2a63`</w:t>
+              <w:t>`58fe6de4f0420ca0`</w:t>
             </w:r>
           </w:p>
         </w:tc>
@@ -656,7 +656,7 @@
           </w:tcPr>
           <w:p>
             <w:r>
-              <w:t>879</w:t>
+              <w:t>1119</w:t>
             </w:r>
           </w:p>
         </w:tc>
@@ -676,7 +676,7 @@
           </w:tcPr>
           <w:p>
             <w:r>
-              <w:t>`2a979ac28cfeb511`</w:t>
+              <w:t>`bfd9814a7392f8ac`</w:t>
             </w:r>
           </w:p>
         </w:tc>
@@ -812,7 +812,7 @@
           </w:tcPr>
           <w:p>
             <w:r>
-              <w:t>1061</w:t>
+              <w:t>1301</w:t>
             </w:r>
           </w:p>
         </w:tc>
@@ -832,7 +832,7 @@
           </w:tcPr>
           <w:p>
             <w:r>
-              <w:t>`3cb04465419c38fb`</w:t>
+              <w:t>`24b8c2ff5d5b67e6`</w:t>
             </w:r>
           </w:p>
         </w:tc>
@@ -968,7 +968,7 @@
           </w:tcPr>
           <w:p>
             <w:r>
-              <w:t>922</w:t>
+              <w:t>1692</w:t>
             </w:r>
           </w:p>
         </w:tc>
@@ -988,7 +988,7 @@
           </w:tcPr>
           <w:p>
             <w:r>
-              <w:t>`dd57934029330e26`</w:t>
+              <w:t>`e8d39c0b795d9177`</w:t>
             </w:r>
           </w:p>
         </w:tc>
@@ -1124,7 +1124,7 @@
           </w:tcPr>
           <w:p>
             <w:r>
-              <w:t>882</w:t>
+              <w:t>1122</w:t>
             </w:r>
           </w:p>
         </w:tc>
@@ -1144,7 +1144,215 @@
           </w:tcPr>
           <w:p>
             <w:r>
-              <w:t>`5298baaa3edd4710`</w:t>
+              <w:t>`bd72a3e0cea8c569`</w:t>
+            </w:r>
+          </w:p>
+        </w:tc>
+      </w:tr>
+      <w:tr>
+        <w:tc>
+          <w:tcPr>
+            <w:tcW w:type="dxa" w:w="1728"/>
+          </w:tcPr>
+          <w:p>
+            <w:r>
+              <w:t>P06_valinit/program.cbl</w:t>
+            </w:r>
+          </w:p>
+        </w:tc>
+        <w:tc>
+          <w:tcPr>
+            <w:tcW w:type="dxa" w:w="1728"/>
+          </w:tcPr>
+          <w:p>
+            <w:r>
+              <w:t>program</w:t>
+            </w:r>
+          </w:p>
+        </w:tc>
+        <w:tc>
+          <w:tcPr>
+            <w:tcW w:type="dxa" w:w="1728"/>
+          </w:tcPr>
+          <w:p>
+            <w:r>
+              <w:t>2440</w:t>
+            </w:r>
+          </w:p>
+        </w:tc>
+        <w:tc>
+          <w:tcPr>
+            <w:tcW w:type="dxa" w:w="1728"/>
+          </w:tcPr>
+          <w:p>
+            <w:r>
+              <w:t>LF</w:t>
+            </w:r>
+          </w:p>
+        </w:tc>
+        <w:tc>
+          <w:tcPr>
+            <w:tcW w:type="dxa" w:w="1728"/>
+          </w:tcPr>
+          <w:p>
+            <w:r>
+              <w:t>`950113b8470290d5`</w:t>
+            </w:r>
+          </w:p>
+        </w:tc>
+      </w:tr>
+      <w:tr>
+        <w:tc>
+          <w:tcPr>
+            <w:tcW w:type="dxa" w:w="1728"/>
+          </w:tcPr>
+          <w:p>
+            <w:r>
+              <w:t>P06_valinit/vectors/public.jsonl</w:t>
+            </w:r>
+          </w:p>
+        </w:tc>
+        <w:tc>
+          <w:tcPr>
+            <w:tcW w:type="dxa" w:w="1728"/>
+          </w:tcPr>
+          <w:p>
+            <w:r>
+              <w:t>other</w:t>
+            </w:r>
+          </w:p>
+        </w:tc>
+        <w:tc>
+          <w:tcPr>
+            <w:tcW w:type="dxa" w:w="1728"/>
+          </w:tcPr>
+          <w:p>
+            <w:r>
+              <w:t>1554</w:t>
+            </w:r>
+          </w:p>
+        </w:tc>
+        <w:tc>
+          <w:tcPr>
+            <w:tcW w:type="dxa" w:w="1728"/>
+          </w:tcPr>
+          <w:p>
+            <w:r>
+              <w:t>LF</w:t>
+            </w:r>
+          </w:p>
+        </w:tc>
+        <w:tc>
+          <w:tcPr>
+            <w:tcW w:type="dxa" w:w="1728"/>
+          </w:tcPr>
+          <w:p>
+            <w:r>
+              <w:t>`4a9db10e07f0c3f8`</w:t>
+            </w:r>
+          </w:p>
+        </w:tc>
+      </w:tr>
+      <w:tr>
+        <w:tc>
+          <w:tcPr>
+            <w:tcW w:type="dxa" w:w="1728"/>
+          </w:tcPr>
+          <w:p>
+            <w:r>
+              <w:t>P07_exitflow/program.cbl</w:t>
+            </w:r>
+          </w:p>
+        </w:tc>
+        <w:tc>
+          <w:tcPr>
+            <w:tcW w:type="dxa" w:w="1728"/>
+          </w:tcPr>
+          <w:p>
+            <w:r>
+              <w:t>program</w:t>
+            </w:r>
+          </w:p>
+        </w:tc>
+        <w:tc>
+          <w:tcPr>
+            <w:tcW w:type="dxa" w:w="1728"/>
+          </w:tcPr>
+          <w:p>
+            <w:r>
+              <w:t>4597</w:t>
+            </w:r>
+          </w:p>
+        </w:tc>
+        <w:tc>
+          <w:tcPr>
+            <w:tcW w:type="dxa" w:w="1728"/>
+          </w:tcPr>
+          <w:p>
+            <w:r>
+              <w:t>LF</w:t>
+            </w:r>
+          </w:p>
+        </w:tc>
+        <w:tc>
+          <w:tcPr>
+            <w:tcW w:type="dxa" w:w="1728"/>
+          </w:tcPr>
+          <w:p>
+            <w:r>
+              <w:t>`80a9eb6456c65634`</w:t>
+            </w:r>
+          </w:p>
+        </w:tc>
+      </w:tr>
+      <w:tr>
+        <w:tc>
+          <w:tcPr>
+            <w:tcW w:type="dxa" w:w="1728"/>
+          </w:tcPr>
+          <w:p>
+            <w:r>
+              <w:t>P07_exitflow/vectors/public.jsonl</w:t>
+            </w:r>
+          </w:p>
+        </w:tc>
+        <w:tc>
+          <w:tcPr>
+            <w:tcW w:type="dxa" w:w="1728"/>
+          </w:tcPr>
+          <w:p>
+            <w:r>
+              <w:t>other</w:t>
+            </w:r>
+          </w:p>
+        </w:tc>
+        <w:tc>
+          <w:tcPr>
+            <w:tcW w:type="dxa" w:w="1728"/>
+          </w:tcPr>
+          <w:p>
+            <w:r>
+              <w:t>1174</w:t>
+            </w:r>
+          </w:p>
+        </w:tc>
+        <w:tc>
+          <w:tcPr>
+            <w:tcW w:type="dxa" w:w="1728"/>
+          </w:tcPr>
+          <w:p>
+            <w:r>
+              <w:t>LF</w:t>
+            </w:r>
+          </w:p>
+        </w:tc>
+        <w:tc>
+          <w:tcPr>
+            <w:tcW w:type="dxa" w:w="1728"/>
+          </w:tcPr>
+          <w:p>
+            <w:r>
+              <w:t>`340597e67ae39ff5`</w:t>
             </w:r>
           </w:p>
         </w:tc>
@@ -1671,10 +1879,174 @@
           </w:p>
         </w:tc>
       </w:tr>
+      <w:tr>
+        <w:tc>
+          <w:tcPr>
+            <w:tcW w:type="dxa" w:w="1080"/>
+          </w:tcPr>
+          <w:p>
+            <w:r>
+              <w:t>P06_valinit/program.cbl</w:t>
+            </w:r>
+          </w:p>
+        </w:tc>
+        <w:tc>
+          <w:tcPr>
+            <w:tcW w:type="dxa" w:w="1080"/>
+          </w:tcPr>
+          <w:p>
+            <w:r>
+              <w:t>56</w:t>
+            </w:r>
+          </w:p>
+        </w:tc>
+        <w:tc>
+          <w:tcPr>
+            <w:tcW w:type="dxa" w:w="1080"/>
+          </w:tcPr>
+          <w:p>
+            <w:r>
+              <w:t>14</w:t>
+            </w:r>
+          </w:p>
+        </w:tc>
+        <w:tc>
+          <w:tcPr>
+            <w:tcW w:type="dxa" w:w="1080"/>
+          </w:tcPr>
+          <w:p>
+            <w:r>
+              <w:t>0</w:t>
+            </w:r>
+          </w:p>
+        </w:tc>
+        <w:tc>
+          <w:tcPr>
+            <w:tcW w:type="dxa" w:w="1080"/>
+          </w:tcPr>
+          <w:p>
+            <w:r>
+              <w:t>42</w:t>
+            </w:r>
+          </w:p>
+        </w:tc>
+        <w:tc>
+          <w:tcPr>
+            <w:tcW w:type="dxa" w:w="1080"/>
+          </w:tcPr>
+          <w:p>
+            <w:r>
+              <w:t>14</w:t>
+            </w:r>
+          </w:p>
+        </w:tc>
+        <w:tc>
+          <w:tcPr>
+            <w:tcW w:type="dxa" w:w="1080"/>
+          </w:tcPr>
+          <w:p>
+            <w:r>
+              <w:t>token_scan</w:t>
+            </w:r>
+          </w:p>
+        </w:tc>
+        <w:tc>
+          <w:tcPr>
+            <w:tcW w:type="dxa" w:w="1080"/>
+          </w:tcPr>
+          <w:p>
+            <w:r>
+              <w:t>—</w:t>
+            </w:r>
+          </w:p>
+        </w:tc>
+      </w:tr>
+      <w:tr>
+        <w:tc>
+          <w:tcPr>
+            <w:tcW w:type="dxa" w:w="1080"/>
+          </w:tcPr>
+          <w:p>
+            <w:r>
+              <w:t>P07_exitflow/program.cbl</w:t>
+            </w:r>
+          </w:p>
+        </w:tc>
+        <w:tc>
+          <w:tcPr>
+            <w:tcW w:type="dxa" w:w="1080"/>
+          </w:tcPr>
+          <w:p>
+            <w:r>
+              <w:t>100</w:t>
+            </w:r>
+          </w:p>
+        </w:tc>
+        <w:tc>
+          <w:tcPr>
+            <w:tcW w:type="dxa" w:w="1080"/>
+          </w:tcPr>
+          <w:p>
+            <w:r>
+              <w:t>39</w:t>
+            </w:r>
+          </w:p>
+        </w:tc>
+        <w:tc>
+          <w:tcPr>
+            <w:tcW w:type="dxa" w:w="1080"/>
+          </w:tcPr>
+          <w:p>
+            <w:r>
+              <w:t>0</w:t>
+            </w:r>
+          </w:p>
+        </w:tc>
+        <w:tc>
+          <w:tcPr>
+            <w:tcW w:type="dxa" w:w="1080"/>
+          </w:tcPr>
+          <w:p>
+            <w:r>
+              <w:t>61</w:t>
+            </w:r>
+          </w:p>
+        </w:tc>
+        <w:tc>
+          <w:tcPr>
+            <w:tcW w:type="dxa" w:w="1080"/>
+          </w:tcPr>
+          <w:p>
+            <w:r>
+              <w:t>33</w:t>
+            </w:r>
+          </w:p>
+        </w:tc>
+        <w:tc>
+          <w:tcPr>
+            <w:tcW w:type="dxa" w:w="1080"/>
+          </w:tcPr>
+          <w:p>
+            <w:r>
+              <w:t>token_scan</w:t>
+            </w:r>
+          </w:p>
+        </w:tc>
+        <w:tc>
+          <w:tcPr>
+            <w:tcW w:type="dxa" w:w="1080"/>
+          </w:tcPr>
+          <w:p>
+            <w:r>
+              <w:t>—</w:t>
+            </w:r>
+          </w:p>
+        </w:tc>
+      </w:tr>
     </w:tbl>
     <w:p>
       <w:r>
-        <w:t>Portfolio totals — physical 308, code 281, comment 22, blank 5, logical 126 (5 program(s) measured, 0 not measured).</w:t>
+        <w:t>Portfolio totals — physical 464, code 384, comment 75, blank 5, logical 173 (7 program(s) measured, 0 not measured).</w:t>
       </w:r>
     </w:p>
     <w:p>
@@ -1776,7 +2148,7 @@
           </w:tcPr>
           <w:p>
             <w:r>
-              <w:t>25/25 statements supported via SUPPORTED_STATEMENTS@2823e78 (c1_rulebased.py sha256:0bad5dd59b092e4b) on P01_payroll/program.cbl (sha256:a4b0d32852a107ab); method=token_scan, source_format=fixed; antlr_syntax_errors=11</w:t>
+              <w:t>25/25 statements supported via SUPPORTED_STATEMENTS@5fcbba7 (c1_rulebased.py sha256:a440ac2751bb738d) on P01_payroll/program.cbl (sha256:a4b0d32852a107ab); method=token_scan, source_format=fixed; antlr_syntax_errors=11</w:t>
             </w:r>
           </w:p>
         </w:tc>
@@ -1818,7 +2190,7 @@
           </w:tcPr>
           <w:p>
             <w:r>
-              <w:t>19/19 statements supported via SUPPORTED_STATEMENTS@2823e78 (c1_rulebased.py sha256:0bad5dd59b092e4b) on P02_interest/program.cbl (sha256:eca429658d4d4882); method=token_scan, source_format=fixed; antlr_syntax_errors=8</w:t>
+              <w:t>19/19 statements supported via SUPPORTED_STATEMENTS@5fcbba7 (c1_rulebased.py sha256:a440ac2751bb738d) on P02_interest/program.cbl (sha256:eca429658d4d4882); method=token_scan, source_format=fixed; antlr_syntax_errors=8</w:t>
             </w:r>
           </w:p>
         </w:tc>
@@ -1860,7 +2232,7 @@
           </w:tcPr>
           <w:p>
             <w:r>
-              <w:t>24/24 statements supported via SUPPORTED_STATEMENTS@2823e78 (c1_rulebased.py sha256:0bad5dd59b092e4b) on P03_eligibility/program.cbl (sha256:4d4fcb294665e67b); method=token_scan, source_format=fixed; antlr_syntax_errors=4</w:t>
+              <w:t>24/24 statements supported via SUPPORTED_STATEMENTS@5fcbba7 (c1_rulebased.py sha256:a440ac2751bb738d) on P03_eligibility/program.cbl (sha256:4d4fcb294665e67b); method=token_scan, source_format=fixed; antlr_syntax_errors=4</w:t>
             </w:r>
           </w:p>
         </w:tc>
@@ -1902,7 +2274,7 @@
           </w:tcPr>
           <w:p>
             <w:r>
-              <w:t>33/33 statements supported via SUPPORTED_STATEMENTS@2823e78 (c1_rulebased.py sha256:0bad5dd59b092e4b) on P04_taxtable/program.cbl (sha256:6dfa8a0461a45bd5); method=token_scan, source_format=fixed; antlr_syntax_errors=8</w:t>
+              <w:t>33/33 statements supported via SUPPORTED_STATEMENTS@5fcbba7 (c1_rulebased.py sha256:a440ac2751bb738d) on P04_taxtable/program.cbl (sha256:6dfa8a0461a45bd5); method=token_scan, source_format=fixed; antlr_syntax_errors=8</w:t>
             </w:r>
           </w:p>
         </w:tc>
@@ -1944,7 +2316,91 @@
           </w:tcPr>
           <w:p>
             <w:r>
-              <w:t>25/25 statements supported via SUPPORTED_STATEMENTS@2823e78 (c1_rulebased.py sha256:0bad5dd59b092e4b) on P05_validate/program.cbl (sha256:65f5d5c5402effa0); method=token_scan, source_format=fixed; antlr_syntax_errors=2</w:t>
+              <w:t>25/25 statements supported via SUPPORTED_STATEMENTS@5fcbba7 (c1_rulebased.py sha256:a440ac2751bb738d) on P05_validate/program.cbl (sha256:65f5d5c5402effa0); method=token_scan, source_format=fixed; antlr_syntax_errors=2</w:t>
+            </w:r>
+          </w:p>
+        </w:tc>
+      </w:tr>
+      <w:tr>
+        <w:tc>
+          <w:tcPr>
+            <w:tcW w:type="dxa" w:w="2160"/>
+          </w:tcPr>
+          <w:p>
+            <w:r>
+              <w:t>P06_valinit/program.cbl</w:t>
+            </w:r>
+          </w:p>
+        </w:tc>
+        <w:tc>
+          <w:tcPr>
+            <w:tcW w:type="dxa" w:w="2160"/>
+          </w:tcPr>
+          <w:p>
+            <w:r>
+              <w:t>1.0</w:t>
+            </w:r>
+          </w:p>
+        </w:tc>
+        <w:tc>
+          <w:tcPr>
+            <w:tcW w:type="dxa" w:w="2160"/>
+          </w:tcPr>
+          <w:p>
+            <w:r>
+              <w:t>PLAUSIBLE</w:t>
+            </w:r>
+          </w:p>
+        </w:tc>
+        <w:tc>
+          <w:tcPr>
+            <w:tcW w:type="dxa" w:w="2160"/>
+          </w:tcPr>
+          <w:p>
+            <w:r>
+              <w:t>14/14 statements supported via SUPPORTED_STATEMENTS@5fcbba7 (c1_rulebased.py sha256:a440ac2751bb738d) on P06_valinit/program.cbl (sha256:950113b8470290d5); method=token_scan, source_format=fixed; antlr_syntax_errors=5</w:t>
+            </w:r>
+          </w:p>
+        </w:tc>
+      </w:tr>
+      <w:tr>
+        <w:tc>
+          <w:tcPr>
+            <w:tcW w:type="dxa" w:w="2160"/>
+          </w:tcPr>
+          <w:p>
+            <w:r>
+              <w:t>P07_exitflow/program.cbl</w:t>
+            </w:r>
+          </w:p>
+        </w:tc>
+        <w:tc>
+          <w:tcPr>
+            <w:tcW w:type="dxa" w:w="2160"/>
+          </w:tcPr>
+          <w:p>
+            <w:r>
+              <w:t>1.0</w:t>
+            </w:r>
+          </w:p>
+        </w:tc>
+        <w:tc>
+          <w:tcPr>
+            <w:tcW w:type="dxa" w:w="2160"/>
+          </w:tcPr>
+          <w:p>
+            <w:r>
+              <w:t>PLAUSIBLE</w:t>
+            </w:r>
+          </w:p>
+        </w:tc>
+        <w:tc>
+          <w:tcPr>
+            <w:tcW w:type="dxa" w:w="2160"/>
+          </w:tcPr>
+          <w:p>
+            <w:r>
+              <w:t>33/33 statements supported via SUPPORTED_STATEMENTS@5fcbba7 (c1_rulebased.py sha256:a440ac2751bb738d) on P07_exitflow/program.cbl (sha256:80a9eb6456c65634); method=token_scan, source_format=fixed; antlr_syntax_errors=1</w:t>
             </w:r>
           </w:p>
         </w:tc>
@@ -2049,7 +2505,7 @@
           </w:tcPr>
           <w:p>
             <w:r>
-              <w:t>126/126 statements supported across 5 program(s) via SUPPORTED_STATEMENTS@2823e78 (c1_rulebased.py sha256:0bad5dd59b092e4b); method=token_scan</w:t>
+              <w:t>173/173 statements supported across 7 program(s) via SUPPORTED_STATEMENTS@5fcbba7 (c1_rulebased.py sha256:a440ac2751bb738d); method=token_scan</w:t>
             </w:r>
           </w:p>
         </w:tc>
@@ -2141,7 +2597,7 @@
           </w:tcPr>
           <w:p>
             <w:r>
-              <w:t>1</w:t>
+              <w:t>3</w:t>
             </w:r>
           </w:p>
         </w:tc>
@@ -2205,7 +2661,7 @@
           </w:tcPr>
           <w:p>
             <w:r>
-              <w:t>27</w:t>
+              <w:t>29</w:t>
             </w:r>
           </w:p>
         </w:tc>
@@ -2216,6 +2672,38 @@
           <w:p>
             <w:r>
               <w:t>accepted_ignored</w:t>
+            </w:r>
+          </w:p>
+        </w:tc>
+      </w:tr>
+      <w:tr>
+        <w:tc>
+          <w:tcPr>
+            <w:tcW w:type="dxa" w:w="2880"/>
+          </w:tcPr>
+          <w:p>
+            <w:r>
+              <w:t>VALUE clause on a data item</w:t>
+            </w:r>
+          </w:p>
+        </w:tc>
+        <w:tc>
+          <w:tcPr>
+            <w:tcW w:type="dxa" w:w="2880"/>
+          </w:tcPr>
+          <w:p>
+            <w:r>
+              <w:t>4</w:t>
+            </w:r>
+          </w:p>
+        </w:tc>
+        <w:tc>
+          <w:tcPr>
+            <w:tcW w:type="dxa" w:w="2880"/>
+          </w:tcPr>
+          <w:p>
+            <w:r>
+              <w:t>supported</w:t>
             </w:r>
           </w:p>
         </w:tc>
@@ -2803,6 +3291,190 @@
           </w:p>
         </w:tc>
       </w:tr>
+      <w:tr>
+        <w:tc>
+          <w:tcPr>
+            <w:tcW w:type="dxa" w:w="960"/>
+          </w:tcPr>
+          <w:p>
+            <w:r>
+              <w:t>P06_valinit/program.cbl</w:t>
+            </w:r>
+          </w:p>
+        </w:tc>
+        <w:tc>
+          <w:tcPr>
+            <w:tcW w:type="dxa" w:w="960"/>
+          </w:tcPr>
+          <w:p>
+            <w:r>
+              <w:t>3</w:t>
+            </w:r>
+          </w:p>
+        </w:tc>
+        <w:tc>
+          <w:tcPr>
+            <w:tcW w:type="dxa" w:w="960"/>
+          </w:tcPr>
+          <w:p>
+            <w:r>
+              <w:t>14</w:t>
+            </w:r>
+          </w:p>
+        </w:tc>
+        <w:tc>
+          <w:tcPr>
+            <w:tcW w:type="dxa" w:w="960"/>
+          </w:tcPr>
+          <w:p>
+            <w:r>
+              <w:t>0</w:t>
+            </w:r>
+          </w:p>
+        </w:tc>
+        <w:tc>
+          <w:tcPr>
+            <w:tcW w:type="dxa" w:w="960"/>
+          </w:tcPr>
+          <w:p>
+            <w:r>
+              <w:t>0.0</w:t>
+            </w:r>
+          </w:p>
+        </w:tc>
+        <w:tc>
+          <w:tcPr>
+            <w:tcW w:type="dxa" w:w="960"/>
+          </w:tcPr>
+          <w:p>
+            <w:r>
+              <w:t>no</w:t>
+            </w:r>
+          </w:p>
+        </w:tc>
+        <w:tc>
+          <w:tcPr>
+            <w:tcW w:type="dxa" w:w="960"/>
+          </w:tcPr>
+          <w:p>
+            <w:r>
+              <w:t>0</w:t>
+            </w:r>
+          </w:p>
+        </w:tc>
+        <w:tc>
+          <w:tcPr>
+            <w:tcW w:type="dxa" w:w="960"/>
+          </w:tcPr>
+          <w:p>
+            <w:r>
+              <w:t>0</w:t>
+            </w:r>
+          </w:p>
+        </w:tc>
+        <w:tc>
+          <w:tcPr>
+            <w:tcW w:type="dxa" w:w="960"/>
+          </w:tcPr>
+          <w:p>
+            <w:r>
+              <w:t>2</w:t>
+            </w:r>
+          </w:p>
+        </w:tc>
+      </w:tr>
+      <w:tr>
+        <w:tc>
+          <w:tcPr>
+            <w:tcW w:type="dxa" w:w="960"/>
+          </w:tcPr>
+          <w:p>
+            <w:r>
+              <w:t>P07_exitflow/program.cbl</w:t>
+            </w:r>
+          </w:p>
+        </w:tc>
+        <w:tc>
+          <w:tcPr>
+            <w:tcW w:type="dxa" w:w="960"/>
+          </w:tcPr>
+          <w:p>
+            <w:r>
+              <w:t>9</w:t>
+            </w:r>
+          </w:p>
+        </w:tc>
+        <w:tc>
+          <w:tcPr>
+            <w:tcW w:type="dxa" w:w="960"/>
+          </w:tcPr>
+          <w:p>
+            <w:r>
+              <w:t>33</w:t>
+            </w:r>
+          </w:p>
+        </w:tc>
+        <w:tc>
+          <w:tcPr>
+            <w:tcW w:type="dxa" w:w="960"/>
+          </w:tcPr>
+          <w:p>
+            <w:r>
+              <w:t>0</w:t>
+            </w:r>
+          </w:p>
+        </w:tc>
+        <w:tc>
+          <w:tcPr>
+            <w:tcW w:type="dxa" w:w="960"/>
+          </w:tcPr>
+          <w:p>
+            <w:r>
+              <w:t>0.0</w:t>
+            </w:r>
+          </w:p>
+        </w:tc>
+        <w:tc>
+          <w:tcPr>
+            <w:tcW w:type="dxa" w:w="960"/>
+          </w:tcPr>
+          <w:p>
+            <w:r>
+              <w:t>no</w:t>
+            </w:r>
+          </w:p>
+        </w:tc>
+        <w:tc>
+          <w:tcPr>
+            <w:tcW w:type="dxa" w:w="960"/>
+          </w:tcPr>
+          <w:p>
+            <w:r>
+              <w:t>0</w:t>
+            </w:r>
+          </w:p>
+        </w:tc>
+        <w:tc>
+          <w:tcPr>
+            <w:tcW w:type="dxa" w:w="960"/>
+          </w:tcPr>
+          <w:p>
+            <w:r>
+              <w:t>0</w:t>
+            </w:r>
+          </w:p>
+        </w:tc>
+        <w:tc>
+          <w:tcPr>
+            <w:tcW w:type="dxa" w:w="960"/>
+          </w:tcPr>
+          <w:p>
+            <w:r>
+              <w:t>2</w:t>
+            </w:r>
+          </w:p>
+        </w:tc>
+      </w:tr>
     </w:tbl>
     <w:p>
       <w:pPr>
@@ -3020,6 +3692,70 @@
           </w:p>
         </w:tc>
       </w:tr>
+      <w:tr>
+        <w:tc>
+          <w:tcPr>
+            <w:tcW w:type="dxa" w:w="2880"/>
+          </w:tcPr>
+          <w:p>
+            <w:r>
+              <w:t>P06_valinit/program.cbl</w:t>
+            </w:r>
+          </w:p>
+        </w:tc>
+        <w:tc>
+          <w:tcPr>
+            <w:tcW w:type="dxa" w:w="2880"/>
+          </w:tcPr>
+          <w:p>
+            <w:r>
+              <w:t>LOW</w:t>
+            </w:r>
+          </w:p>
+        </w:tc>
+        <w:tc>
+          <w:tcPr>
+            <w:tcW w:type="dxa" w:w="2880"/>
+          </w:tcPr>
+          <w:p>
+            <w:r>
+              <w:t>`LOW: coverage=1.00, no external interface, no ALTER, cyclomatic&lt;=20, nesting&lt;=4`</w:t>
+            </w:r>
+          </w:p>
+        </w:tc>
+      </w:tr>
+      <w:tr>
+        <w:tc>
+          <w:tcPr>
+            <w:tcW w:type="dxa" w:w="2880"/>
+          </w:tcPr>
+          <w:p>
+            <w:r>
+              <w:t>P07_exitflow/program.cbl</w:t>
+            </w:r>
+          </w:p>
+        </w:tc>
+        <w:tc>
+          <w:tcPr>
+            <w:tcW w:type="dxa" w:w="2880"/>
+          </w:tcPr>
+          <w:p>
+            <w:r>
+              <w:t>LOW</w:t>
+            </w:r>
+          </w:p>
+        </w:tc>
+        <w:tc>
+          <w:tcPr>
+            <w:tcW w:type="dxa" w:w="2880"/>
+          </w:tcPr>
+          <w:p>
+            <w:r>
+              <w:t>`LOW: coverage=1.00, no external interface, no ALTER, cyclomatic&lt;=20, nesting&lt;=4`</w:t>
+            </w:r>
+          </w:p>
+        </w:tc>
+      </w:tr>
     </w:tbl>
     <w:tbl>
       <w:tblPr>
@@ -3114,7 +3850,7 @@
           </w:tcPr>
           <w:p>
             <w:r>
-              <w:t>5</w:t>
+              <w:t>7</w:t>
             </w:r>
           </w:p>
         </w:tc>
@@ -3221,7 +3957,7 @@
           </w:tcPr>
           <w:p>
             <w:r>
-              <w:t>281</w:t>
+              <w:t>384</w:t>
             </w:r>
           </w:p>
         </w:tc>
@@ -3241,7 +3977,7 @@
           </w:tcPr>
           <w:p>
             <w:r>
-              <w:t>code lines (281) minus lines carrying an unsupported construct (0) across 5 program(s)</w:t>
+              <w:t>code lines (384) minus lines carrying an unsupported construct (0) across 7 program(s)</w:t>
             </w:r>
           </w:p>
         </w:tc>
@@ -3283,7 +4019,7 @@
           </w:tcPr>
           <w:p>
             <w:r>
-              <w:t>distinct code lines carrying &gt;=1 construct outside SUPPORTED_STATEMENTS@2823e78 (c1_rulebased.py sha256:0bad5dd59b092e4b) across 5 program(s)</w:t>
+              <w:t>distinct code lines carrying &gt;=1 construct outside SUPPORTED_STATEMENTS@5fcbba7 (c1_rulebased.py sha256:a440ac2751bb738d) across 7 program(s)</w:t>
             </w:r>
           </w:p>
         </w:tc>
@@ -3581,6 +4317,8 @@
         <w:br/>
         <w:t>HIGH: EXEC SQL present</w:t>
         <w:br/>
+        <w:t>HIGH: VALUE clause present but discarded by the transpiler (initialization semantics lost)</w:t>
+        <w:br/>
         <w:t>HIGH: coverage&lt;0.80</w:t>
         <w:br/>
         <w:t>HIGH: cyclomatic&gt;50</w:t>
@@ -3687,7 +4425,15 @@
         <w:br/>
         <w:t xml:space="preserve">   ``WHEN 1 DISPLAY X``); under-counting a construct is a smaller lie than</w:t>
         <w:br/>
-        <w:t xml:space="preserve">   guessing at one, and the grade says PLAUSIBLE.</w:t>
+        <w:t xml:space="preserve">   guessing at one, and the grade says PLAUSIBLE. A verb is classified</w:t>
+        <w:br/>
+        <w:t xml:space="preserve">   supported if the dispatch table holds the bare verb or its qualified</w:t>
+        <w:br/>
+        <w:t xml:space="preserve">   two-word form (``EXIT PROGRAM``); a qualified-only verb whose qualifier</w:t>
+        <w:br/>
+        <w:t xml:space="preserve">   is absent or unrecovered counts unsupported, in the same under-counting</w:t>
+        <w:br/>
+        <w:t xml:space="preserve">   direction.</w:t>
         <w:br/>
         <w:t>5. ``EXEC CICS`` / ``EXEC SQL`` / ``EXEC DLI`` count as one statement with verb</w:t>
         <w:br/>
@@ -3715,17 +4461,17 @@
     </w:p>
     <w:p>
       <w:r>
-        <w:t>Registry: `SUPPORTED_STATEMENTS@2823e78 (c1_rulebased.py sha256:0bad5dd59b092e4b)`</w:t>
+        <w:t>Registry: `SUPPORTED_STATEMENTS@5fcbba7 (c1_rulebased.py sha256:a440ac2751bb738d)`</w:t>
       </w:r>
     </w:p>
     <w:p>
       <w:r>
-        <w:t>Supported statement keywords: `ACCEPT`, `ADD`, `COMPUTE`, `DISPLAY`, `ELSE`, `END-EVALUATE`, `END-IF`, `END-PERFORM`, `EVALUATE`, `IF`, `INSPECT`, `MOVE`, `PERFORM`, `SEARCH`, `SET`, `STOP`, `UNSTRING`, `WHEN`</w:t>
+        <w:t>Supported statement keywords: `ACCEPT`, `ADD`, `COMPUTE`, `CONTINUE`, `DISPLAY`, `ELSE`, `END-EVALUATE`, `END-IF`, `END-PERFORM`, `EVALUATE`, `EXIT PROGRAM`, `GOBACK`, `IF`, `INSPECT`, `MOVE`, `PERFORM VARYING`, `SEARCH`, `SET`, `STOP`, `UNSTRING`, `WHEN`</w:t>
       </w:r>
     </w:p>
     <w:p>
       <w:r>
-        <w:t>Statement-boundary tokens that are **not** supported: `AT`, `END-SEARCH`, `END-UNSTRING`, `SUBTRACT`</w:t>
+        <w:t>Statement-boundary tokens that are **not** supported: `AT`, `END-SEARCH`, `END-UNSTRING`, `EXIT`, `PERFORM`, `SUBTRACT`</w:t>
       </w:r>
     </w:p>
     <w:tbl>
@@ -4107,7 +4853,7 @@
           </w:tcPr>
           <w:p>
             <w:r>
-              <w:t>accepted_ignored</w:t>
+              <w:t>supported</w:t>
             </w:r>
           </w:p>
         </w:tc>
@@ -4302,7 +5048,7 @@
           </w:tcPr>
           <w:p>
             <w:r>
-              <w:t>SUPPORTED_STATEMENTS@2823e78 (c1_rulebased.py sha256:0bad5dd59b092e4b)</w:t>
+              <w:t>SUPPORTED_STATEMENTS@5fcbba7 (c1_rulebased.py sha256:a440ac2751bb738d)</w:t>
             </w:r>
           </w:p>
         </w:tc>
